--- a/cw.docx
+++ b/cw.docx
@@ -1,6 +1,6 @@
 
 <file path=word/document.xml><?xml version="1.0" encoding="utf-8"?>
-<w:document xmlns:wpc="http://schemas.microsoft.com/office/word/2010/wordprocessingCanvas" xmlns:cx="http://schemas.microsoft.com/office/drawing/2014/chartex" xmlns:cx1="http://schemas.microsoft.com/office/drawing/2015/9/8/chartex" xmlns:cx2="http://schemas.microsoft.com/office/drawing/2015/10/21/chartex" xmlns:cx3="http://schemas.microsoft.com/office/drawing/2016/5/9/chartex" xmlns:cx4="http://schemas.microsoft.com/office/drawing/2016/5/10/chartex" xmlns:cx5="http://schemas.microsoft.com/office/drawing/2016/5/11/chartex" xmlns:cx6="http://schemas.microsoft.com/office/drawing/2016/5/12/chartex" xmlns:cx7="http://schemas.microsoft.com/office/drawing/2016/5/13/chartex" xmlns:cx8="http://schemas.microsoft.com/office/drawing/2016/5/14/chartex" xmlns:mc="http://schemas.openxmlformats.org/markup-compatibility/2006" xmlns:aink="http://schemas.microsoft.com/office/drawing/2016/ink" xmlns:am3d="http://schemas.microsoft.com/office/drawing/2017/model3d" xmlns:o="urn:schemas-microsoft-com:office:office" xmlns:oel="http://schemas.microsoft.com/office/2019/extlst" xmlns:r="http://schemas.openxmlformats.org/officeDocument/2006/relationships" xmlns:m="http://schemas.openxmlformats.org/officeDocument/2006/math" xmlns:v="urn:schemas-microsoft-com:vml" xmlns:wp14="http://schemas.microsoft.com/office/word/2010/wordprocessingDrawing" xmlns:wp="http://schemas.openxmlformats.org/drawingml/2006/wordprocessingDrawing" xmlns:w10="urn:schemas-microsoft-com:office:word" xmlns:w="http://schemas.openxmlformats.org/wordprocessingml/2006/main" xmlns:w14="http://schemas.microsoft.com/office/word/2010/wordml" xmlns:w15="http://schemas.microsoft.com/office/word/2012/wordml" xmlns:w16cex="http://schemas.microsoft.com/office/word/2018/wordml/cex" xmlns:w16cid="http://schemas.microsoft.com/office/word/2016/wordml/cid" xmlns:w16="http://schemas.microsoft.com/office/word/2018/wordml" xmlns:w16sdtdh="http://schemas.microsoft.com/office/word/2020/wordml/sdtdatahash" xmlns:w16se="http://schemas.microsoft.com/office/word/2015/wordml/symex" xmlns:wpg="http://schemas.microsoft.com/office/word/2010/wordprocessingGroup" xmlns:wpi="http://schemas.microsoft.com/office/word/2010/wordprocessingInk" xmlns:wne="http://schemas.microsoft.com/office/word/2006/wordml" xmlns:wps="http://schemas.microsoft.com/office/word/2010/wordprocessingShape" mc:Ignorable="w14 w15 w16se w16cid w16 w16cex w16sdtdh wp14">
+<w:document xmlns:wpc="http://schemas.microsoft.com/office/word/2010/wordprocessingCanvas" xmlns:cx="http://schemas.microsoft.com/office/drawing/2014/chartex" xmlns:cx1="http://schemas.microsoft.com/office/drawing/2015/9/8/chartex" xmlns:cx2="http://schemas.microsoft.com/office/drawing/2015/10/21/chartex" xmlns:cx3="http://schemas.microsoft.com/office/drawing/2016/5/9/chartex" xmlns:cx4="http://schemas.microsoft.com/office/drawing/2016/5/10/chartex" xmlns:cx5="http://schemas.microsoft.com/office/drawing/2016/5/11/chartex" xmlns:cx6="http://schemas.microsoft.com/office/drawing/2016/5/12/chartex" xmlns:cx7="http://schemas.microsoft.com/office/drawing/2016/5/13/chartex" xmlns:cx8="http://schemas.microsoft.com/office/drawing/2016/5/14/chartex" xmlns:mc="http://schemas.openxmlformats.org/markup-compatibility/2006" xmlns:aink="http://schemas.microsoft.com/office/drawing/2016/ink" xmlns:am3d="http://schemas.microsoft.com/office/drawing/2017/model3d" xmlns:o="urn:schemas-microsoft-com:office:office" xmlns:oel="http://schemas.microsoft.com/office/2019/extlst" xmlns:r="http://schemas.openxmlformats.org/officeDocument/2006/relationships" xmlns:m="http://schemas.openxmlformats.org/officeDocument/2006/math" xmlns:v="urn:schemas-microsoft-com:vml" xmlns:wp14="http://schemas.microsoft.com/office/word/2010/wordprocessingDrawing" xmlns:wp="http://schemas.openxmlformats.org/drawingml/2006/wordprocessingDrawing" xmlns:w10="urn:schemas-microsoft-com:office:word" xmlns:w="http://schemas.openxmlformats.org/wordprocessingml/2006/main" xmlns:w14="http://schemas.microsoft.com/office/word/2010/wordml" xmlns:w15="http://schemas.microsoft.com/office/word/2012/wordml" xmlns:w16cex="http://schemas.microsoft.com/office/word/2018/wordml/cex" xmlns:w16cid="http://schemas.microsoft.com/office/word/2016/wordml/cid" xmlns:w16="http://schemas.microsoft.com/office/word/2018/wordml" xmlns:w16du="http://schemas.microsoft.com/office/word/2023/wordml/word16du" xmlns:w16sdtdh="http://schemas.microsoft.com/office/word/2020/wordml/sdtdatahash" xmlns:w16se="http://schemas.microsoft.com/office/word/2015/wordml/symex" xmlns:wpg="http://schemas.microsoft.com/office/word/2010/wordprocessingGroup" xmlns:wpi="http://schemas.microsoft.com/office/word/2010/wordprocessingInk" xmlns:wne="http://schemas.microsoft.com/office/word/2006/wordml" xmlns:wps="http://schemas.microsoft.com/office/word/2010/wordprocessingShape" mc:Ignorable="w14 w15 w16se w16cid w16 w16cex w16sdtdh w16du wp14">
   <w:body>
     <w:p>
       <w:pPr>
@@ -197,7 +197,7 @@
           <w:szCs w:val="22"/>
         </w:rPr>
         <w:drawing>
-          <wp:anchor distT="0" distB="0" distL="114300" distR="114300" simplePos="0" relativeHeight="251658240" behindDoc="0" locked="0" layoutInCell="1" allowOverlap="1" wp14:anchorId="4C2437E1" wp14:editId="3E4995D1">
+          <wp:anchor distT="0" distB="0" distL="114300" distR="114300" simplePos="0" relativeHeight="251658240" behindDoc="0" locked="0" layoutInCell="1" allowOverlap="1" wp14:anchorId="4C2437E1" wp14:editId="59A79FEC">
             <wp:simplePos x="0" y="0"/>
             <wp:positionH relativeFrom="margin">
               <wp:align>center</wp:align>
@@ -934,15 +934,7 @@
               <w:sz w:val="22"/>
               <w:szCs w:val="22"/>
             </w:rPr>
-            <m:t>;</m:t>
-          </m:r>
-          <m:r>
-            <w:rPr>
-              <w:rFonts w:ascii="Cambria Math" w:hAnsi="Cambria Math"/>
-              <w:sz w:val="22"/>
-              <w:szCs w:val="22"/>
-            </w:rPr>
-            <m:t xml:space="preserve"> </m:t>
+            <m:t xml:space="preserve">; </m:t>
           </m:r>
           <m:acc>
             <m:accPr>
@@ -1237,15 +1229,7 @@
               <w:sz w:val="22"/>
               <w:szCs w:val="22"/>
             </w:rPr>
-            <m:t>known point estimation is given by</m:t>
-          </m:r>
-          <m:r>
-            <w:rPr>
-              <w:rFonts w:ascii="Cambria Math" w:hAnsi="Cambria Math"/>
-              <w:sz w:val="22"/>
-              <w:szCs w:val="22"/>
-            </w:rPr>
-            <m:t xml:space="preserve">:  </m:t>
+            <m:t xml:space="preserve">known point estimation is given by:  </m:t>
           </m:r>
           <m:acc>
             <m:accPr>
@@ -1877,7 +1861,7 @@
           <w:szCs w:val="22"/>
         </w:rPr>
         <w:drawing>
-          <wp:anchor distT="0" distB="0" distL="114300" distR="114300" simplePos="0" relativeHeight="251659264" behindDoc="0" locked="0" layoutInCell="1" allowOverlap="1" wp14:anchorId="6D4A5D69" wp14:editId="708D47A9">
+          <wp:anchor distT="0" distB="0" distL="114300" distR="114300" simplePos="0" relativeHeight="251659264" behindDoc="0" locked="0" layoutInCell="1" allowOverlap="1" wp14:anchorId="6D4A5D69" wp14:editId="50EE1BA6">
             <wp:simplePos x="0" y="0"/>
             <wp:positionH relativeFrom="margin">
               <wp:align>center</wp:align>
@@ -2330,7 +2314,7 @@
         </w:rPr>
         <w:lastRenderedPageBreak/>
         <w:drawing>
-          <wp:anchor distT="0" distB="0" distL="114300" distR="114300" simplePos="0" relativeHeight="251660288" behindDoc="0" locked="0" layoutInCell="1" allowOverlap="1" wp14:anchorId="1D74038B" wp14:editId="7D7F58A1">
+          <wp:anchor distT="0" distB="0" distL="114300" distR="114300" simplePos="0" relativeHeight="251660288" behindDoc="0" locked="0" layoutInCell="1" allowOverlap="1" wp14:anchorId="1D74038B" wp14:editId="34FC5FA5">
             <wp:simplePos x="0" y="0"/>
             <wp:positionH relativeFrom="margin">
               <wp:align>center</wp:align>
@@ -2593,7 +2577,7 @@
           <w:szCs w:val="22"/>
         </w:rPr>
         <w:drawing>
-          <wp:anchor distT="0" distB="0" distL="114300" distR="114300" simplePos="0" relativeHeight="251662336" behindDoc="0" locked="0" layoutInCell="1" allowOverlap="1" wp14:anchorId="1D7A2265" wp14:editId="19A0AF22">
+          <wp:anchor distT="0" distB="0" distL="114300" distR="114300" simplePos="0" relativeHeight="251662336" behindDoc="0" locked="0" layoutInCell="1" allowOverlap="1" wp14:anchorId="1D7A2265" wp14:editId="634DA694">
             <wp:simplePos x="0" y="0"/>
             <wp:positionH relativeFrom="column">
               <wp:posOffset>-434340</wp:posOffset>
@@ -2655,7 +2639,7 @@
           <w:szCs w:val="22"/>
         </w:rPr>
         <w:drawing>
-          <wp:anchor distT="0" distB="0" distL="114300" distR="114300" simplePos="0" relativeHeight="251661312" behindDoc="0" locked="0" layoutInCell="1" allowOverlap="1" wp14:anchorId="19E4297E" wp14:editId="7D758E0B">
+          <wp:anchor distT="0" distB="0" distL="114300" distR="114300" simplePos="0" relativeHeight="251661312" behindDoc="0" locked="0" layoutInCell="1" allowOverlap="1" wp14:anchorId="19E4297E" wp14:editId="30AFCCB9">
             <wp:simplePos x="0" y="0"/>
             <wp:positionH relativeFrom="column">
               <wp:posOffset>2973705</wp:posOffset>
@@ -4564,7 +4548,7 @@
           <w:szCs w:val="22"/>
         </w:rPr>
         <w:drawing>
-          <wp:anchor distT="0" distB="0" distL="114300" distR="114300" simplePos="0" relativeHeight="251663360" behindDoc="0" locked="0" layoutInCell="1" allowOverlap="1" wp14:anchorId="04B83990" wp14:editId="6021C84C">
+          <wp:anchor distT="0" distB="0" distL="114300" distR="114300" simplePos="0" relativeHeight="251663360" behindDoc="0" locked="0" layoutInCell="1" allowOverlap="1" wp14:anchorId="04B83990" wp14:editId="1299C88F">
             <wp:simplePos x="0" y="0"/>
             <wp:positionH relativeFrom="margin">
               <wp:align>center</wp:align>
@@ -4897,7 +4881,7 @@
         </w:rPr>
         <w:lastRenderedPageBreak/>
         <w:drawing>
-          <wp:anchor distT="0" distB="0" distL="114300" distR="114300" simplePos="0" relativeHeight="251664384" behindDoc="0" locked="0" layoutInCell="1" allowOverlap="1" wp14:anchorId="0E508795" wp14:editId="408C4437">
+          <wp:anchor distT="0" distB="0" distL="114300" distR="114300" simplePos="0" relativeHeight="251664384" behindDoc="0" locked="0" layoutInCell="1" allowOverlap="1" wp14:anchorId="0E508795" wp14:editId="75888D18">
             <wp:simplePos x="0" y="0"/>
             <wp:positionH relativeFrom="margin">
               <wp:align>center</wp:align>
@@ -5227,7 +5211,7 @@
           <w:szCs w:val="22"/>
         </w:rPr>
         <w:drawing>
-          <wp:anchor distT="0" distB="0" distL="114300" distR="114300" simplePos="0" relativeHeight="251665408" behindDoc="0" locked="0" layoutInCell="1" allowOverlap="1" wp14:anchorId="46C7C2C9" wp14:editId="044E07C2">
+          <wp:anchor distT="0" distB="0" distL="114300" distR="114300" simplePos="0" relativeHeight="251665408" behindDoc="0" locked="0" layoutInCell="1" allowOverlap="1" wp14:anchorId="46C7C2C9" wp14:editId="2285793B">
             <wp:simplePos x="0" y="0"/>
             <wp:positionH relativeFrom="column">
               <wp:posOffset>2973070</wp:posOffset>
@@ -5291,7 +5275,7 @@
           <w:szCs w:val="22"/>
         </w:rPr>
         <w:drawing>
-          <wp:anchor distT="0" distB="0" distL="114300" distR="114300" simplePos="0" relativeHeight="251666432" behindDoc="0" locked="0" layoutInCell="1" allowOverlap="1" wp14:anchorId="542BC8D0" wp14:editId="57AF8A00">
+          <wp:anchor distT="0" distB="0" distL="114300" distR="114300" simplePos="0" relativeHeight="251666432" behindDoc="0" locked="0" layoutInCell="1" allowOverlap="1" wp14:anchorId="542BC8D0" wp14:editId="799349DC">
             <wp:simplePos x="0" y="0"/>
             <wp:positionH relativeFrom="column">
               <wp:posOffset>-456325</wp:posOffset>
@@ -5937,21 +5921,12 @@
         </w:rPr>
         <w:t xml:space="preserve">easy to find, the </w:t>
       </w:r>
-      <w:proofErr w:type="spellStart"/>
-      <w:r>
-        <w:rPr>
-          <w:sz w:val="22"/>
-          <w:szCs w:val="22"/>
-        </w:rPr>
-        <w:t>cdf</w:t>
-      </w:r>
-      <w:proofErr w:type="spellEnd"/>
-      <w:r>
-        <w:rPr>
-          <w:sz w:val="22"/>
-          <w:szCs w:val="22"/>
-        </w:rPr>
-        <w:t xml:space="preserve"> of</w:t>
+      <w:r>
+        <w:rPr>
+          <w:sz w:val="22"/>
+          <w:szCs w:val="22"/>
+        </w:rPr>
+        <w:t>cdf of</w:t>
       </w:r>
       <w:r>
         <w:rPr>
@@ -6925,36 +6900,8 @@
           <w:sz w:val="22"/>
           <w:szCs w:val="22"/>
         </w:rPr>
-        <w:t xml:space="preserve">interpret every patient’s </w:t>
-      </w:r>
-      <w:proofErr w:type="gramStart"/>
-      <w:r>
-        <w:rPr>
-          <w:bCs/>
-          <w:sz w:val="22"/>
-          <w:szCs w:val="22"/>
-        </w:rPr>
-        <w:t>results</w:t>
-      </w:r>
-      <w:proofErr w:type="gramEnd"/>
-      <w:r>
-        <w:rPr>
-          <w:bCs/>
-          <w:sz w:val="22"/>
-          <w:szCs w:val="22"/>
-        </w:rPr>
-        <w:t xml:space="preserve"> as </w:t>
-      </w:r>
-      <w:proofErr w:type="spellStart"/>
-      <w:r>
-        <w:rPr>
-          <w:bCs/>
-          <w:sz w:val="22"/>
-          <w:szCs w:val="22"/>
-        </w:rPr>
-        <w:t>a</w:t>
-      </w:r>
-      <w:proofErr w:type="spellEnd"/>
+        <w:t>interpret every patient’s results as</w:t>
+      </w:r>
       <w:r>
         <w:rPr>
           <w:bCs/>
@@ -9133,25 +9080,7 @@
           <w:sz w:val="22"/>
           <w:szCs w:val="22"/>
         </w:rPr>
-        <w:t xml:space="preserve">. Alternatively, they should consider a </w:t>
-      </w:r>
-      <w:proofErr w:type="spellStart"/>
-      <w:r>
-        <w:rPr>
-          <w:bCs/>
-          <w:sz w:val="22"/>
-          <w:szCs w:val="22"/>
-        </w:rPr>
-        <w:t>whider</w:t>
-      </w:r>
-      <w:proofErr w:type="spellEnd"/>
-      <w:r>
-        <w:rPr>
-          <w:bCs/>
-          <w:sz w:val="22"/>
-          <w:szCs w:val="22"/>
-        </w:rPr>
-        <w:t xml:space="preserve"> more varied sample</w:t>
+        <w:t>. Alternatively, they should consider a wider more varied sample</w:t>
       </w:r>
       <w:r>
         <w:rPr>
@@ -9315,7 +9244,7 @@
 </file>
 
 <file path=word/styles.xml><?xml version="1.0" encoding="utf-8"?>
-<w:styles xmlns:mc="http://schemas.openxmlformats.org/markup-compatibility/2006" xmlns:r="http://schemas.openxmlformats.org/officeDocument/2006/relationships" xmlns:w="http://schemas.openxmlformats.org/wordprocessingml/2006/main" xmlns:w14="http://schemas.microsoft.com/office/word/2010/wordml" xmlns:w15="http://schemas.microsoft.com/office/word/2012/wordml" xmlns:w16cex="http://schemas.microsoft.com/office/word/2018/wordml/cex" xmlns:w16cid="http://schemas.microsoft.com/office/word/2016/wordml/cid" xmlns:w16="http://schemas.microsoft.com/office/word/2018/wordml" xmlns:w16sdtdh="http://schemas.microsoft.com/office/word/2020/wordml/sdtdatahash" xmlns:w16se="http://schemas.microsoft.com/office/word/2015/wordml/symex" mc:Ignorable="w14 w15 w16se w16cid w16 w16cex w16sdtdh">
+<w:styles xmlns:mc="http://schemas.openxmlformats.org/markup-compatibility/2006" xmlns:r="http://schemas.openxmlformats.org/officeDocument/2006/relationships" xmlns:w="http://schemas.openxmlformats.org/wordprocessingml/2006/main" xmlns:w14="http://schemas.microsoft.com/office/word/2010/wordml" xmlns:w15="http://schemas.microsoft.com/office/word/2012/wordml" xmlns:w16cex="http://schemas.microsoft.com/office/word/2018/wordml/cex" xmlns:w16cid="http://schemas.microsoft.com/office/word/2016/wordml/cid" xmlns:w16="http://schemas.microsoft.com/office/word/2018/wordml" xmlns:w16du="http://schemas.microsoft.com/office/word/2023/wordml/word16du" xmlns:w16sdtdh="http://schemas.microsoft.com/office/word/2020/wordml/sdtdatahash" xmlns:w16se="http://schemas.microsoft.com/office/word/2015/wordml/symex" mc:Ignorable="w14 w15 w16se w16cid w16 w16cex w16sdtdh w16du">
   <w:docDefaults>
     <w:rPrDefault>
       <w:rPr>
